--- a/lessons/1-6/homework.docx
+++ b/lessons/1-6/homework.docx
@@ -106,7 +106,55 @@
     </w:p>
     <w:p>
       <w:pPr>
-        <w:spacing w:after="60"/>
+        <w:keepNext/>
+        <w:spacing w:after="20" w:before="80"/>
+        <w:jc w:val="center"/>
+      </w:pPr>
+      <w:r>
+        <w:drawing>
+          <wp:inline distT="0" distB="0" distL="0" distR="0">
+            <wp:extent cx="1047750" cy="790575"/>
+            <wp:effectExtent t="0" r="0" b="0" l="0"/>
+            <wp:docPr id="1" name="" descr="" title=""/>
+            <wp:cNvGraphicFramePr>
+              <a:graphicFrameLocks xmlns:a="http://schemas.openxmlformats.org/drawingml/2006/main" noChangeAspect="1"/>
+            </wp:cNvGraphicFramePr>
+            <a:graphic xmlns:a="http://schemas.openxmlformats.org/drawingml/2006/main">
+              <a:graphicData uri="http://schemas.openxmlformats.org/drawingml/2006/picture">
+                <pic:pic xmlns:pic="http://schemas.openxmlformats.org/drawingml/2006/picture">
+                  <pic:nvPicPr>
+                    <pic:cNvPr id="0" name="" descr=""/>
+                    <pic:cNvPicPr>
+                      <a:picLocks noChangeAspect="1" noChangeArrowheads="1"/>
+                    </pic:cNvPicPr>
+                  </pic:nvPicPr>
+                  <pic:blipFill>
+                    <a:blip r:embed="rId7" cstate="none"/>
+                    <a:srcRect/>
+                    <a:stretch>
+                      <a:fillRect/>
+                    </a:stretch>
+                  </pic:blipFill>
+                  <pic:spPr bwMode="auto">
+                    <a:xfrm>
+                      <a:off x="0" y="0"/>
+                      <a:ext cx="1047750" cy="790575"/>
+                    </a:xfrm>
+                    <a:prstGeom prst="rect">
+                      <a:avLst/>
+                    </a:prstGeom>
+                  </pic:spPr>
+                </pic:pic>
+              </a:graphicData>
+            </a:graphic>
+          </wp:inline>
+        </w:drawing>
+      </w:r>
+    </w:p>
+    <w:p>
+      <w:pPr>
+        <w:keepNext/>
+        <w:spacing w:after="120"/>
       </w:pPr>
       <w:r>
         <w:rPr>
@@ -116,12 +164,60 @@
         <w:t xml:space="preserve">Product (Producto)</w:t>
       </w:r>
       <w:r>
-        <w:t xml:space="preserve"> — The answer to a multiplication problem</w:t>
-      </w:r>
-    </w:p>
-    <w:p>
-      <w:pPr>
-        <w:spacing w:after="60"/>
+        <w:t xml:space="preserve"> — The answer when you multiply.</w:t>
+      </w:r>
+    </w:p>
+    <w:p>
+      <w:pPr>
+        <w:keepNext/>
+        <w:spacing w:after="20" w:before="80"/>
+        <w:jc w:val="center"/>
+      </w:pPr>
+      <w:r>
+        <w:drawing>
+          <wp:inline distT="0" distB="0" distL="0" distR="0">
+            <wp:extent cx="1047750" cy="790575"/>
+            <wp:effectExtent t="0" r="0" b="0" l="0"/>
+            <wp:docPr id="1" name="" descr="" title=""/>
+            <wp:cNvGraphicFramePr>
+              <a:graphicFrameLocks xmlns:a="http://schemas.openxmlformats.org/drawingml/2006/main" noChangeAspect="1"/>
+            </wp:cNvGraphicFramePr>
+            <a:graphic xmlns:a="http://schemas.openxmlformats.org/drawingml/2006/main">
+              <a:graphicData uri="http://schemas.openxmlformats.org/drawingml/2006/picture">
+                <pic:pic xmlns:pic="http://schemas.openxmlformats.org/drawingml/2006/picture">
+                  <pic:nvPicPr>
+                    <pic:cNvPr id="0" name="" descr=""/>
+                    <pic:cNvPicPr>
+                      <a:picLocks noChangeAspect="1" noChangeArrowheads="1"/>
+                    </pic:cNvPicPr>
+                  </pic:nvPicPr>
+                  <pic:blipFill>
+                    <a:blip r:embed="rId8" cstate="none"/>
+                    <a:srcRect/>
+                    <a:stretch>
+                      <a:fillRect/>
+                    </a:stretch>
+                  </pic:blipFill>
+                  <pic:spPr bwMode="auto">
+                    <a:xfrm>
+                      <a:off x="0" y="0"/>
+                      <a:ext cx="1047750" cy="790575"/>
+                    </a:xfrm>
+                    <a:prstGeom prst="rect">
+                      <a:avLst/>
+                    </a:prstGeom>
+                  </pic:spPr>
+                </pic:pic>
+              </a:graphicData>
+            </a:graphic>
+          </wp:inline>
+        </w:drawing>
+      </w:r>
+    </w:p>
+    <w:p>
+      <w:pPr>
+        <w:keepNext/>
+        <w:spacing w:after="120"/>
       </w:pPr>
       <w:r>
         <w:rPr>
@@ -131,12 +227,60 @@
         <w:t xml:space="preserve">Decimal point (Punto decimal)</w:t>
       </w:r>
       <w:r>
-        <w:t xml:space="preserve"> — The dot that separates the whole number part from the fractional part</w:t>
-      </w:r>
-    </w:p>
-    <w:p>
-      <w:pPr>
-        <w:spacing w:after="60"/>
+        <w:t xml:space="preserve"> — The dot that splits the whole number from the part after it.</w:t>
+      </w:r>
+    </w:p>
+    <w:p>
+      <w:pPr>
+        <w:keepNext/>
+        <w:spacing w:after="20" w:before="80"/>
+        <w:jc w:val="center"/>
+      </w:pPr>
+      <w:r>
+        <w:drawing>
+          <wp:inline distT="0" distB="0" distL="0" distR="0">
+            <wp:extent cx="1047750" cy="790575"/>
+            <wp:effectExtent t="0" r="0" b="0" l="0"/>
+            <wp:docPr id="1" name="" descr="" title=""/>
+            <wp:cNvGraphicFramePr>
+              <a:graphicFrameLocks xmlns:a="http://schemas.openxmlformats.org/drawingml/2006/main" noChangeAspect="1"/>
+            </wp:cNvGraphicFramePr>
+            <a:graphic xmlns:a="http://schemas.openxmlformats.org/drawingml/2006/main">
+              <a:graphicData uri="http://schemas.openxmlformats.org/drawingml/2006/picture">
+                <pic:pic xmlns:pic="http://schemas.openxmlformats.org/drawingml/2006/picture">
+                  <pic:nvPicPr>
+                    <pic:cNvPr id="0" name="" descr=""/>
+                    <pic:cNvPicPr>
+                      <a:picLocks noChangeAspect="1" noChangeArrowheads="1"/>
+                    </pic:cNvPicPr>
+                  </pic:nvPicPr>
+                  <pic:blipFill>
+                    <a:blip r:embed="rId9" cstate="none"/>
+                    <a:srcRect/>
+                    <a:stretch>
+                      <a:fillRect/>
+                    </a:stretch>
+                  </pic:blipFill>
+                  <pic:spPr bwMode="auto">
+                    <a:xfrm>
+                      <a:off x="0" y="0"/>
+                      <a:ext cx="1047750" cy="790575"/>
+                    </a:xfrm>
+                    <a:prstGeom prst="rect">
+                      <a:avLst/>
+                    </a:prstGeom>
+                  </pic:spPr>
+                </pic:pic>
+              </a:graphicData>
+            </a:graphic>
+          </wp:inline>
+        </w:drawing>
+      </w:r>
+    </w:p>
+    <w:p>
+      <w:pPr>
+        <w:keepNext/>
+        <w:spacing w:after="120"/>
       </w:pPr>
       <w:r>
         <w:rPr>
@@ -146,12 +290,60 @@
         <w:t xml:space="preserve">Estimate (Estimar)</w:t>
       </w:r>
       <w:r>
-        <w:t xml:space="preserve"> — An approximate answer found by rounding before computing</w:t>
-      </w:r>
-    </w:p>
-    <w:p>
-      <w:pPr>
-        <w:spacing w:after="60"/>
+        <w:t xml:space="preserve"> — A close answer you get by rounding first.</w:t>
+      </w:r>
+    </w:p>
+    <w:p>
+      <w:pPr>
+        <w:keepNext/>
+        <w:spacing w:after="20" w:before="80"/>
+        <w:jc w:val="center"/>
+      </w:pPr>
+      <w:r>
+        <w:drawing>
+          <wp:inline distT="0" distB="0" distL="0" distR="0">
+            <wp:extent cx="1047750" cy="790575"/>
+            <wp:effectExtent t="0" r="0" b="0" l="0"/>
+            <wp:docPr id="1" name="" descr="" title=""/>
+            <wp:cNvGraphicFramePr>
+              <a:graphicFrameLocks xmlns:a="http://schemas.openxmlformats.org/drawingml/2006/main" noChangeAspect="1"/>
+            </wp:cNvGraphicFramePr>
+            <a:graphic xmlns:a="http://schemas.openxmlformats.org/drawingml/2006/main">
+              <a:graphicData uri="http://schemas.openxmlformats.org/drawingml/2006/picture">
+                <pic:pic xmlns:pic="http://schemas.openxmlformats.org/drawingml/2006/picture">
+                  <pic:nvPicPr>
+                    <pic:cNvPr id="0" name="" descr=""/>
+                    <pic:cNvPicPr>
+                      <a:picLocks noChangeAspect="1" noChangeArrowheads="1"/>
+                    </pic:cNvPicPr>
+                  </pic:nvPicPr>
+                  <pic:blipFill>
+                    <a:blip r:embed="rId8" cstate="none"/>
+                    <a:srcRect/>
+                    <a:stretch>
+                      <a:fillRect/>
+                    </a:stretch>
+                  </pic:blipFill>
+                  <pic:spPr bwMode="auto">
+                    <a:xfrm>
+                      <a:off x="0" y="0"/>
+                      <a:ext cx="1047750" cy="790575"/>
+                    </a:xfrm>
+                    <a:prstGeom prst="rect">
+                      <a:avLst/>
+                    </a:prstGeom>
+                  </pic:spPr>
+                </pic:pic>
+              </a:graphicData>
+            </a:graphic>
+          </wp:inline>
+        </w:drawing>
+      </w:r>
+    </w:p>
+    <w:p>
+      <w:pPr>
+        <w:keepNext/>
+        <w:spacing w:after="120"/>
       </w:pPr>
       <w:r>
         <w:rPr>
@@ -161,12 +353,60 @@
         <w:t xml:space="preserve">Place value (Valor posicional)</w:t>
       </w:r>
       <w:r>
-        <w:t xml:space="preserve"> — The value of a digit based on its position in a number</w:t>
-      </w:r>
-    </w:p>
-    <w:p>
-      <w:pPr>
-        <w:spacing w:after="60"/>
+        <w:t xml:space="preserve"> — What a digit is worth based on where it sits in a number.</w:t>
+      </w:r>
+    </w:p>
+    <w:p>
+      <w:pPr>
+        <w:keepNext/>
+        <w:spacing w:after="20" w:before="80"/>
+        <w:jc w:val="center"/>
+      </w:pPr>
+      <w:r>
+        <w:drawing>
+          <wp:inline distT="0" distB="0" distL="0" distR="0">
+            <wp:extent cx="1047750" cy="790575"/>
+            <wp:effectExtent t="0" r="0" b="0" l="0"/>
+            <wp:docPr id="1" name="" descr="" title=""/>
+            <wp:cNvGraphicFramePr>
+              <a:graphicFrameLocks xmlns:a="http://schemas.openxmlformats.org/drawingml/2006/main" noChangeAspect="1"/>
+            </wp:cNvGraphicFramePr>
+            <a:graphic xmlns:a="http://schemas.openxmlformats.org/drawingml/2006/main">
+              <a:graphicData uri="http://schemas.openxmlformats.org/drawingml/2006/picture">
+                <pic:pic xmlns:pic="http://schemas.openxmlformats.org/drawingml/2006/picture">
+                  <pic:nvPicPr>
+                    <pic:cNvPr id="0" name="" descr=""/>
+                    <pic:cNvPicPr>
+                      <a:picLocks noChangeAspect="1" noChangeArrowheads="1"/>
+                    </pic:cNvPicPr>
+                  </pic:nvPicPr>
+                  <pic:blipFill>
+                    <a:blip r:embed="rId8" cstate="none"/>
+                    <a:srcRect/>
+                    <a:stretch>
+                      <a:fillRect/>
+                    </a:stretch>
+                  </pic:blipFill>
+                  <pic:spPr bwMode="auto">
+                    <a:xfrm>
+                      <a:off x="0" y="0"/>
+                      <a:ext cx="1047750" cy="790575"/>
+                    </a:xfrm>
+                    <a:prstGeom prst="rect">
+                      <a:avLst/>
+                    </a:prstGeom>
+                  </pic:spPr>
+                </pic:pic>
+              </a:graphicData>
+            </a:graphic>
+          </wp:inline>
+        </w:drawing>
+      </w:r>
+    </w:p>
+    <w:p>
+      <w:pPr>
+        <w:keepNext/>
+        <w:spacing w:after="120"/>
       </w:pPr>
       <w:r>
         <w:rPr>
@@ -176,7 +416,7 @@
         <w:t xml:space="preserve">Decimal places (Cifras decimales)</w:t>
       </w:r>
       <w:r>
-        <w:t xml:space="preserve"> — The number of digits to the right of the decimal point; used to place the decimal in a product</w:t>
+        <w:t xml:space="preserve"> — How many digits come after the decimal point.</w:t>
       </w:r>
     </w:p>
     <w:p>

--- a/lessons/1-6/homework.docx
+++ b/lessons/1-6/homework.docx
@@ -24,7 +24,7 @@
           <w:i/>
           <w:iCs/>
         </w:rPr>
-        <w:t xml:space="preserve">Lesson 1-6  •  Standard 6.NS.3</w:t>
+        <w:t xml:space="preserve">Lesson 1-6  •  Standard 6.NOS.3</w:t>
       </w:r>
     </w:p>
     <w:p>
@@ -1099,39 +1099,43 @@
           <w:b/>
           <w:bCs/>
         </w:rPr>
-        <w:t xml:space="preserve">7. What is 3.5 × 0.4?</w:t>
-      </w:r>
-    </w:p>
-    <w:p>
-      <w:pPr>
-        <w:spacing w:after="40" w:before="0"/>
-      </w:pPr>
-      <w:r>
-        <w:t xml:space="preserve">     A. 1.4</w:t>
-      </w:r>
-    </w:p>
-    <w:p>
-      <w:pPr>
-        <w:spacing w:after="40" w:before="0"/>
-      </w:pPr>
-      <w:r>
-        <w:t xml:space="preserve">     B. 14</w:t>
-      </w:r>
-    </w:p>
-    <w:p>
-      <w:pPr>
-        <w:spacing w:after="40" w:before="0"/>
-      </w:pPr>
-      <w:r>
-        <w:t xml:space="preserve">     C. 0.14</w:t>
-      </w:r>
-    </w:p>
-    <w:p>
-      <w:pPr>
-        <w:spacing w:after="40" w:before="0"/>
-      </w:pPr>
-      <w:r>
-        <w:t xml:space="preserve">     D. 1.40 with 1 decimal</w:t>
+        <w:t xml:space="preserve">7. onLevel — Spot the Common Mistake</w:t>
+      </w:r>
+    </w:p>
+    <w:p>
+      <w:pPr>
+        <w:spacing w:after="40" w:before="0"/>
+      </w:pPr>
+      <w:r>
+        <w:t xml:space="preserve">   Step 1 (Read): A student is working on Multiply Decimals.</w:t>
+      </w:r>
+    </w:p>
+    <w:p>
+      <w:pPr>
+        <w:spacing w:after="40" w:before="0"/>
+      </w:pPr>
+      <w:r>
+        <w:t xml:space="preserve">   Step 2 (Attempt): They ignored the rule: Multiply like whole numbers, then the product has the SAME total of decimal places as both factors combined.</w:t>
+      </w:r>
+    </w:p>
+    <w:p>
+      <w:pPr>
+        <w:spacing w:after="40" w:before="0"/>
+      </w:pPr>
+      <w:r>
+        <w:t xml:space="preserve">   Step 3 (Check): The answer does not match the math rule from class.</w:t>
+      </w:r>
+    </w:p>
+    <w:p>
+      <w:pPr>
+        <w:spacing w:after="60" w:before="0"/>
+      </w:pPr>
+      <w:r>
+        <w:rPr>
+          <w:i/>
+          <w:iCs/>
+        </w:rPr>
+        <w:t xml:space="preserve">Which step has the mistake? Explain and fix it:</w:t>
       </w:r>
     </w:p>
     <w:p>
@@ -1147,6 +1151,28 @@
     </w:p>
     <w:p>
       <w:pPr>
+        <w:spacing w:after="60" w:before="120"/>
+      </w:pPr>
+      <w:r>
+        <w:rPr>
+          <w:color w:val="BBBBBB"/>
+        </w:rPr>
+        <w:t xml:space="preserve">______________________________________________________________________</w:t>
+      </w:r>
+    </w:p>
+    <w:p>
+      <w:pPr>
+        <w:spacing w:after="60" w:before="120"/>
+      </w:pPr>
+      <w:r>
+        <w:rPr>
+          <w:color w:val="BBBBBB"/>
+        </w:rPr>
+        <w:t xml:space="preserve">______________________________________________________________________</w:t>
+      </w:r>
+    </w:p>
+    <w:p>
+      <w:pPr>
         <w:spacing w:after="80" w:before="0"/>
       </w:pPr>
       <w:r>
@@ -1154,39 +1180,39 @@
           <w:b/>
           <w:bCs/>
         </w:rPr>
-        <w:t xml:space="preserve">8. What is 0.6 × 0.07?</w:t>
-      </w:r>
-    </w:p>
-    <w:p>
-      <w:pPr>
-        <w:spacing w:after="40" w:before="0"/>
-      </w:pPr>
-      <w:r>
-        <w:t xml:space="preserve">     A. 0.042</w:t>
-      </w:r>
-    </w:p>
-    <w:p>
-      <w:pPr>
-        <w:spacing w:after="40" w:before="0"/>
-      </w:pPr>
-      <w:r>
-        <w:t xml:space="preserve">     B. 0.42</w:t>
-      </w:r>
-    </w:p>
-    <w:p>
-      <w:pPr>
-        <w:spacing w:after="40" w:before="0"/>
-      </w:pPr>
-      <w:r>
-        <w:t xml:space="preserve">     C. 0.0042</w:t>
-      </w:r>
-    </w:p>
-    <w:p>
-      <w:pPr>
-        <w:spacing w:after="40" w:before="0"/>
-      </w:pPr>
-      <w:r>
-        <w:t xml:space="preserve">     D. 4.2</w:t>
+        <w:t xml:space="preserve">8. A customer orders 3 taco baskets at $4.25 each. What is the total before tax?</w:t>
+      </w:r>
+    </w:p>
+    <w:p>
+      <w:pPr>
+        <w:spacing w:after="40" w:before="0"/>
+      </w:pPr>
+      <w:r>
+        <w:t xml:space="preserve">     A. $12.75</w:t>
+      </w:r>
+    </w:p>
+    <w:p>
+      <w:pPr>
+        <w:spacing w:after="40" w:before="0"/>
+      </w:pPr>
+      <w:r>
+        <w:t xml:space="preserve">     B. $12.15</w:t>
+      </w:r>
+    </w:p>
+    <w:p>
+      <w:pPr>
+        <w:spacing w:after="40" w:before="0"/>
+      </w:pPr>
+      <w:r>
+        <w:t xml:space="preserve">     C. $1.275</w:t>
+      </w:r>
+    </w:p>
+    <w:p>
+      <w:pPr>
+        <w:spacing w:after="40" w:before="0"/>
+      </w:pPr>
+      <w:r>
+        <w:t xml:space="preserve">     D. $127.50</w:t>
       </w:r>
     </w:p>
     <w:p>
@@ -1209,39 +1235,39 @@
           <w:b/>
           <w:bCs/>
         </w:rPr>
-        <w:t xml:space="preserve">9. A juice costs $1.25. How much do 6 juices cost?</w:t>
-      </w:r>
-    </w:p>
-    <w:p>
-      <w:pPr>
-        <w:spacing w:after="40" w:before="0"/>
-      </w:pPr>
-      <w:r>
-        <w:t xml:space="preserve">     A. $7.50</w:t>
-      </w:r>
-    </w:p>
-    <w:p>
-      <w:pPr>
-        <w:spacing w:after="40" w:before="0"/>
-      </w:pPr>
-      <w:r>
-        <w:t xml:space="preserve">     B. $6.25</w:t>
-      </w:r>
-    </w:p>
-    <w:p>
-      <w:pPr>
-        <w:spacing w:after="40" w:before="0"/>
-      </w:pPr>
-      <w:r>
-        <w:t xml:space="preserve">     C. $7.25</w:t>
-      </w:r>
-    </w:p>
-    <w:p>
-      <w:pPr>
-        <w:spacing w:after="40" w:before="0"/>
-      </w:pPr>
-      <w:r>
-        <w:t xml:space="preserve">     D. $8.50</w:t>
+        <w:t xml:space="preserve">9. Each lemonade uses 0.6 of a cup of sugar, and sugar costs $0.40 per cup. How much sugar cost is in one lemonade? (0.6 × 0.4)</w:t>
+      </w:r>
+    </w:p>
+    <w:p>
+      <w:pPr>
+        <w:spacing w:after="40" w:before="0"/>
+      </w:pPr>
+      <w:r>
+        <w:t xml:space="preserve">     A. $0.24</w:t>
+      </w:r>
+    </w:p>
+    <w:p>
+      <w:pPr>
+        <w:spacing w:after="40" w:before="0"/>
+      </w:pPr>
+      <w:r>
+        <w:t xml:space="preserve">     B. $2.40</w:t>
+      </w:r>
+    </w:p>
+    <w:p>
+      <w:pPr>
+        <w:spacing w:after="40" w:before="0"/>
+      </w:pPr>
+      <w:r>
+        <w:t xml:space="preserve">     C. $0.024</w:t>
+      </w:r>
+    </w:p>
+    <w:p>
+      <w:pPr>
+        <w:spacing w:after="40" w:before="0"/>
+      </w:pPr>
+      <w:r>
+        <w:t xml:space="preserve">     D. $24.00</w:t>
       </w:r>
     </w:p>
     <w:p>
@@ -1264,39 +1290,39 @@
           <w:b/>
           <w:bCs/>
         </w:rPr>
-        <w:t xml:space="preserve">10. What is 2.4 × 1.5?</w:t>
-      </w:r>
-    </w:p>
-    <w:p>
-      <w:pPr>
-        <w:spacing w:after="40" w:before="0"/>
-      </w:pPr>
-      <w:r>
-        <w:t xml:space="preserve">     A. 3.6</w:t>
-      </w:r>
-    </w:p>
-    <w:p>
-      <w:pPr>
-        <w:spacing w:after="40" w:before="0"/>
-      </w:pPr>
-      <w:r>
-        <w:t xml:space="preserve">     B. 36</w:t>
-      </w:r>
-    </w:p>
-    <w:p>
-      <w:pPr>
-        <w:spacing w:after="40" w:before="0"/>
-      </w:pPr>
-      <w:r>
-        <w:t xml:space="preserve">     C. 0.36</w:t>
-      </w:r>
-    </w:p>
-    <w:p>
-      <w:pPr>
-        <w:spacing w:after="40" w:before="0"/>
-      </w:pPr>
-      <w:r>
-        <w:t xml:space="preserve">     D. 3.9</w:t>
+        <w:t xml:space="preserve">10. The truck sells 2.5 pounds of fries, and each pound earns $1.20 in profit. What is the total profit? (2.5 × 1.2)</w:t>
+      </w:r>
+    </w:p>
+    <w:p>
+      <w:pPr>
+        <w:spacing w:after="40" w:before="0"/>
+      </w:pPr>
+      <w:r>
+        <w:t xml:space="preserve">     A. $3.00</w:t>
+      </w:r>
+    </w:p>
+    <w:p>
+      <w:pPr>
+        <w:spacing w:after="40" w:before="0"/>
+      </w:pPr>
+      <w:r>
+        <w:t xml:space="preserve">     B. $30.00</w:t>
+      </w:r>
+    </w:p>
+    <w:p>
+      <w:pPr>
+        <w:spacing w:after="40" w:before="0"/>
+      </w:pPr>
+      <w:r>
+        <w:t xml:space="preserve">     C. $0.30</w:t>
+      </w:r>
+    </w:p>
+    <w:p>
+      <w:pPr>
+        <w:spacing w:after="40" w:before="0"/>
+      </w:pPr>
+      <w:r>
+        <w:t xml:space="preserve">     D. $3.70</w:t>
       </w:r>
     </w:p>
     <w:p>
@@ -1342,10 +1368,22 @@
     </w:p>
     <w:p>
       <w:pPr>
+        <w:spacing w:after="20" w:before="0"/>
+      </w:pPr>
+      <w:r>
+        <w:t xml:space="preserve">     34 × 26 = 884. There are 2 total decimal places (1 + 1), so place the decimal to get 8.84.</w:t>
+      </w:r>
+    </w:p>
+    <w:p>
+      <w:pPr>
         <w:spacing w:after="80" w:before="0"/>
       </w:pPr>
       <w:r>
-        <w:t xml:space="preserve">     34 × 26 = 884. There are 2 total decimal places (1 + 1), so place the decimal to get 8.84.</w:t>
+        <w:rPr>
+          <w:i/>
+          <w:iCs/>
+        </w:rPr>
+        <w:t xml:space="preserve">     Watch for: A common mistake in Multiply Decimals is skipping the key idea: "Multiply like whole numbers, then the product has the SAME total of decimal places as both factors combined." — always check your work against this rule before you submit.</w:t>
       </w:r>
     </w:p>
     <w:p>
@@ -1362,10 +1400,22 @@
     </w:p>
     <w:p>
       <w:pPr>
+        <w:spacing w:after="20" w:before="0"/>
+      </w:pPr>
+      <w:r>
+        <w:t xml:space="preserve">     7 × 15 = 105. There are 2 total decimal places (1 + 1), so place the decimal to get 1.05.</w:t>
+      </w:r>
+    </w:p>
+    <w:p>
+      <w:pPr>
         <w:spacing w:after="80" w:before="0"/>
       </w:pPr>
       <w:r>
-        <w:t xml:space="preserve">     7 × 15 = 105. There are 2 total decimal places (1 + 1), so place the decimal to get 1.05.</w:t>
+        <w:rPr>
+          <w:i/>
+          <w:iCs/>
+        </w:rPr>
+        <w:t xml:space="preserve">     Watch for: A common mistake in Multiply Decimals is skipping the key idea: "Multiply like whole numbers, then the product has the SAME total of decimal places as both factors combined." — always check your work against this rule before you submit.</w:t>
       </w:r>
     </w:p>
     <w:p>
@@ -1502,10 +1552,22 @@
     </w:p>
     <w:p>
       <w:pPr>
+        <w:spacing w:after="20" w:before="0"/>
+      </w:pPr>
+      <w:r>
+        <w:t xml:space="preserve">     555 × 24 = 13,320. Total decimal places: 1 + 1 = 2. Answer: 133.20 = 133.2 miles.</w:t>
+      </w:r>
+    </w:p>
+    <w:p>
+      <w:pPr>
         <w:spacing w:after="80" w:before="0"/>
       </w:pPr>
       <w:r>
-        <w:t xml:space="preserve">     555 × 24 = 13,320. Total decimal places: 1 + 1 = 2. Answer: 133.20 = 133.2 miles.</w:t>
+        <w:rPr>
+          <w:i/>
+          <w:iCs/>
+        </w:rPr>
+        <w:t xml:space="preserve">     Watch for: A common mistake in Multiply Decimals is skipping the key idea: "Multiply like whole numbers, then the product has the SAME total of decimal places as both factors combined." — always check your work against this rule before you submit.</w:t>
       </w:r>
     </w:p>
     <w:p>
@@ -1585,7 +1647,43 @@
           <w:b/>
           <w:bCs/>
         </w:rPr>
-        <w:t xml:space="preserve">7. A. 1.4</w:t>
+        <w:t xml:space="preserve">7. onLevel — Spot the Common Mistake</w:t>
+      </w:r>
+    </w:p>
+    <w:p>
+      <w:pPr>
+        <w:spacing w:after="20" w:before="0"/>
+      </w:pPr>
+      <w:r>
+        <w:t xml:space="preserve">     The mistake is in Step 2.</w:t>
+      </w:r>
+    </w:p>
+    <w:p>
+      <w:pPr>
+        <w:spacing w:after="20" w:before="0"/>
+      </w:pPr>
+      <w:r>
+        <w:t xml:space="preserve">     Correct work: Follow the key idea: Multiply like whole numbers, then the product has the SAME total of decimal places as both factors combined.</w:t>
+      </w:r>
+    </w:p>
+    <w:p>
+      <w:pPr>
+        <w:spacing w:after="40" w:before="0"/>
+      </w:pPr>
+      <w:r>
+        <w:rPr>
+          <w:b/>
+          <w:bCs/>
+        </w:rPr>
+        <w:t xml:space="preserve">8. A. $12.75</w:t>
+      </w:r>
+    </w:p>
+    <w:p>
+      <w:pPr>
+        <w:spacing w:after="20" w:before="0"/>
+      </w:pPr>
+      <w:r>
+        <w:t xml:space="preserve">     3 × 425 = 1,275. The factor $4.25 has 2 decimal places, so 3 × $4.25 = $12.75.</w:t>
       </w:r>
     </w:p>
     <w:p>
@@ -1593,19 +1691,31 @@
         <w:spacing w:after="80" w:before="0"/>
       </w:pPr>
       <w:r>
-        <w:t xml:space="preserve">     35 × 4 = 140; total of 2 decimal places gives 1.40 = 1.4.</w:t>
-      </w:r>
-    </w:p>
-    <w:p>
-      <w:pPr>
-        <w:spacing w:after="40" w:before="0"/>
-      </w:pPr>
-      <w:r>
-        <w:rPr>
-          <w:b/>
-          <w:bCs/>
-        </w:rPr>
-        <w:t xml:space="preserve">8. A. 0.042</w:t>
+        <w:rPr>
+          <w:i/>
+          <w:iCs/>
+        </w:rPr>
+        <w:t xml:space="preserve">     Watch for: A common mistake in Multiply Decimals is skipping the key idea: "Multiply like whole numbers, then the product has the SAME total of decimal places as both factors combined." — always check your work against this rule before you submit.</w:t>
+      </w:r>
+    </w:p>
+    <w:p>
+      <w:pPr>
+        <w:spacing w:after="40" w:before="0"/>
+      </w:pPr>
+      <w:r>
+        <w:rPr>
+          <w:b/>
+          <w:bCs/>
+        </w:rPr>
+        <w:t xml:space="preserve">9. A. $0.24</w:t>
+      </w:r>
+    </w:p>
+    <w:p>
+      <w:pPr>
+        <w:spacing w:after="20" w:before="0"/>
+      </w:pPr>
+      <w:r>
+        <w:t xml:space="preserve">     6 × 4 = 24. There are 2 total decimal places (1 + 1), so 0.6 × 0.4 = 0.24, which is $0.24.</w:t>
       </w:r>
     </w:p>
     <w:p>
@@ -1613,19 +1723,31 @@
         <w:spacing w:after="80" w:before="0"/>
       </w:pPr>
       <w:r>
-        <w:t xml:space="preserve">     6 × 7 = 42; with 3 decimal places it is 0.042.</w:t>
-      </w:r>
-    </w:p>
-    <w:p>
-      <w:pPr>
-        <w:spacing w:after="40" w:before="0"/>
-      </w:pPr>
-      <w:r>
-        <w:rPr>
-          <w:b/>
-          <w:bCs/>
-        </w:rPr>
-        <w:t xml:space="preserve">9. A. $7.50</w:t>
+        <w:rPr>
+          <w:i/>
+          <w:iCs/>
+        </w:rPr>
+        <w:t xml:space="preserve">     Watch for: A common mistake in Multiply Decimals is skipping the key idea: "Multiply like whole numbers, then the product has the SAME total of decimal places as both factors combined." — always check your work against this rule before you submit.</w:t>
+      </w:r>
+    </w:p>
+    <w:p>
+      <w:pPr>
+        <w:spacing w:after="40" w:before="0"/>
+      </w:pPr>
+      <w:r>
+        <w:rPr>
+          <w:b/>
+          <w:bCs/>
+        </w:rPr>
+        <w:t xml:space="preserve">10. A. $3.00</w:t>
+      </w:r>
+    </w:p>
+    <w:p>
+      <w:pPr>
+        <w:spacing w:after="20" w:before="0"/>
+      </w:pPr>
+      <w:r>
+        <w:t xml:space="preserve">     25 × 12 = 300. There are 2 total decimal places (1 + 1), so 2.5 × 1.2 = 3.00 = $3.00.</w:t>
       </w:r>
     </w:p>
     <w:p>
@@ -1633,27 +1755,11 @@
         <w:spacing w:after="80" w:before="0"/>
       </w:pPr>
       <w:r>
-        <w:t xml:space="preserve">     1.25 × 6 = 7.50.</w:t>
-      </w:r>
-    </w:p>
-    <w:p>
-      <w:pPr>
-        <w:spacing w:after="40" w:before="0"/>
-      </w:pPr>
-      <w:r>
-        <w:rPr>
-          <w:b/>
-          <w:bCs/>
-        </w:rPr>
-        <w:t xml:space="preserve">10. A. 3.6</w:t>
-      </w:r>
-    </w:p>
-    <w:p>
-      <w:pPr>
-        <w:spacing w:after="80" w:before="0"/>
-      </w:pPr>
-      <w:r>
-        <w:t xml:space="preserve">     24 × 15 = 360; with 2 decimal places it is 3.60 = 3.6.</w:t>
+        <w:rPr>
+          <w:i/>
+          <w:iCs/>
+        </w:rPr>
+        <w:t xml:space="preserve">     Watch for: A common mistake in Multiply Decimals is skipping the key idea: "Multiply like whole numbers, then the product has the SAME total of decimal places as both factors combined." — always check your work against this rule before you submit.</w:t>
       </w:r>
     </w:p>
     <w:sectPr>

--- a/lessons/1-6/homework.docx
+++ b/lessons/1-6/homework.docx
@@ -1099,31 +1099,39 @@
           <w:b/>
           <w:bCs/>
         </w:rPr>
-        <w:t xml:space="preserve">7. onLevel — Spot the Common Mistake</w:t>
-      </w:r>
-    </w:p>
-    <w:p>
-      <w:pPr>
-        <w:spacing w:after="40" w:before="0"/>
-      </w:pPr>
-      <w:r>
-        <w:t xml:space="preserve">   Step 1 (Read): A student is working on Multiply Decimals.</w:t>
-      </w:r>
-    </w:p>
-    <w:p>
-      <w:pPr>
-        <w:spacing w:after="40" w:before="0"/>
-      </w:pPr>
-      <w:r>
-        <w:t xml:space="preserve">   Step 2 (Attempt): They ignored the rule: Multiply like whole numbers, then the product has the SAME total of decimal places as both factors combined.</w:t>
-      </w:r>
-    </w:p>
-    <w:p>
-      <w:pPr>
-        <w:spacing w:after="40" w:before="0"/>
-      </w:pPr>
-      <w:r>
-        <w:t xml:space="preserve">   Step 3 (Check): The answer does not match the math rule from class.</w:t>
+        <w:t xml:space="preserve">7. Spot the Common Mistake — Placing the Decimal Point</w:t>
+      </w:r>
+    </w:p>
+    <w:p>
+      <w:pPr>
+        <w:spacing w:after="40" w:before="0"/>
+      </w:pPr>
+      <w:r>
+        <w:t xml:space="preserve">   Step 1 (Problem): 1.5 × 2.4</w:t>
+      </w:r>
+    </w:p>
+    <w:p>
+      <w:pPr>
+        <w:spacing w:after="40" w:before="0"/>
+      </w:pPr>
+      <w:r>
+        <w:t xml:space="preserve">   Step 2 (Multiply as whole numbers): 15 × 24 = 360</w:t>
+      </w:r>
+    </w:p>
+    <w:p>
+      <w:pPr>
+        <w:spacing w:after="40" w:before="0"/>
+      </w:pPr>
+      <w:r>
+        <w:t xml:space="preserve">   Step 3 (Count decimal places): 1.5 has 1 decimal place and 2.4 has 1 decimal place → 2 total</w:t>
+      </w:r>
+    </w:p>
+    <w:p>
+      <w:pPr>
+        <w:spacing w:after="40" w:before="0"/>
+      </w:pPr>
+      <w:r>
+        <w:t xml:space="preserve">   Step 4 (Place the decimal point): Move the point 2 places in 360 to get 0.36</w:t>
       </w:r>
     </w:p>
     <w:p>
@@ -1383,7 +1391,7 @@
           <w:i/>
           <w:iCs/>
         </w:rPr>
-        <w:t xml:space="preserve">     Watch for: A common mistake in Multiply Decimals is skipping the key idea: "Multiply like whole numbers, then the product has the SAME total of decimal places as both factors combined." — always check your work against this rule before you submit.</w:t>
+        <w:t xml:space="preserve">     Watch for: A common mistake in Multiply Decimals is counting decimal places from only one factor instead of adding the decimal places from BOTH factors. For example, in 0.4 × 0.06, a student multiplies 4 × 6 = 24, then places the decimal point using just one factor's place count (1 place), writing 0.24 instead of the correct answer: 0.4 has 1 decimal place and 0.06 has 2 decimal places, for a total of 3, so 24 becomes 0.024. Before you submit, count the decimal places in EACH factor separately and add them together — that total is how many decimal places belong in your final answer.</w:t>
       </w:r>
     </w:p>
     <w:p>
@@ -1415,7 +1423,7 @@
           <w:i/>
           <w:iCs/>
         </w:rPr>
-        <w:t xml:space="preserve">     Watch for: A common mistake in Multiply Decimals is skipping the key idea: "Multiply like whole numbers, then the product has the SAME total of decimal places as both factors combined." — always check your work against this rule before you submit.</w:t>
+        <w:t xml:space="preserve">     Watch for: A common mistake in Multiply Decimals is counting decimal places from only one factor instead of adding the decimal places from BOTH factors. For example, in 0.4 × 0.06, a student multiplies 4 × 6 = 24, then places the decimal point using just one factor's place count (1 place), writing 0.24 instead of the correct answer: 0.4 has 1 decimal place and 0.06 has 2 decimal places, for a total of 3, so 24 becomes 0.024. Before you submit, count the decimal places in EACH factor separately and add them together — that total is how many decimal places belong in your final answer.</w:t>
       </w:r>
     </w:p>
     <w:p>
@@ -1567,7 +1575,7 @@
           <w:i/>
           <w:iCs/>
         </w:rPr>
-        <w:t xml:space="preserve">     Watch for: A common mistake in Multiply Decimals is skipping the key idea: "Multiply like whole numbers, then the product has the SAME total of decimal places as both factors combined." — always check your work against this rule before you submit.</w:t>
+        <w:t xml:space="preserve">     Watch for: A common mistake in Multiply Decimals is counting decimal places from only one factor instead of adding the decimal places from BOTH factors. For example, in 0.4 × 0.06, a student multiplies 4 × 6 = 24, then places the decimal point using just one factor's place count (1 place), writing 0.24 instead of the correct answer: 0.4 has 1 decimal place and 0.06 has 2 decimal places, for a total of 3, so 24 becomes 0.024. Before you submit, count the decimal places in EACH factor separately and add them together — that total is how many decimal places belong in your final answer.</w:t>
       </w:r>
     </w:p>
     <w:p>
@@ -1647,23 +1655,23 @@
           <w:b/>
           <w:bCs/>
         </w:rPr>
-        <w:t xml:space="preserve">7. onLevel — Spot the Common Mistake</w:t>
-      </w:r>
-    </w:p>
-    <w:p>
-      <w:pPr>
-        <w:spacing w:after="20" w:before="0"/>
-      </w:pPr>
-      <w:r>
-        <w:t xml:space="preserve">     The mistake is in Step 2.</w:t>
-      </w:r>
-    </w:p>
-    <w:p>
-      <w:pPr>
-        <w:spacing w:after="20" w:before="0"/>
-      </w:pPr>
-      <w:r>
-        <w:t xml:space="preserve">     Correct work: Follow the key idea: Multiply like whole numbers, then the product has the SAME total of decimal places as both factors combined.</w:t>
+        <w:t xml:space="preserve">7. Spot the Common Mistake — Placing the Decimal Point</w:t>
+      </w:r>
+    </w:p>
+    <w:p>
+      <w:pPr>
+        <w:spacing w:after="20" w:before="0"/>
+      </w:pPr>
+      <w:r>
+        <w:t xml:space="preserve">     The mistake is in Step 4.</w:t>
+      </w:r>
+    </w:p>
+    <w:p>
+      <w:pPr>
+        <w:spacing w:after="20" w:before="0"/>
+      </w:pPr>
+      <w:r>
+        <w:t xml:space="preserve">     Correct work: The whole-number product 15 × 24 = 360 and the count of 2 decimal places are both correct. The mistake is in placing the point: moving it 2 places from the right in 360 gives 3.60, not 0.36. So 1.5 × 2.4 = 3.6. An estimate of 2 × 2 = 4 confirms 3.6 is reasonable, while 0.36 is far too small.</w:t>
       </w:r>
     </w:p>
     <w:p>
@@ -1695,7 +1703,7 @@
           <w:i/>
           <w:iCs/>
         </w:rPr>
-        <w:t xml:space="preserve">     Watch for: A common mistake in Multiply Decimals is skipping the key idea: "Multiply like whole numbers, then the product has the SAME total of decimal places as both factors combined." — always check your work against this rule before you submit.</w:t>
+        <w:t xml:space="preserve">     Watch for: A common mistake in Multiply Decimals is counting decimal places from only one factor instead of adding the decimal places from BOTH factors. For example, in 0.4 × 0.06, a student multiplies 4 × 6 = 24, then places the decimal point using just one factor's place count (1 place), writing 0.24 instead of the correct answer: 0.4 has 1 decimal place and 0.06 has 2 decimal places, for a total of 3, so 24 becomes 0.024. Before you submit, count the decimal places in EACH factor separately and add them together — that total is how many decimal places belong in your final answer.</w:t>
       </w:r>
     </w:p>
     <w:p>
@@ -1727,7 +1735,7 @@
           <w:i/>
           <w:iCs/>
         </w:rPr>
-        <w:t xml:space="preserve">     Watch for: A common mistake in Multiply Decimals is skipping the key idea: "Multiply like whole numbers, then the product has the SAME total of decimal places as both factors combined." — always check your work against this rule before you submit.</w:t>
+        <w:t xml:space="preserve">     Watch for: A common mistake in Multiply Decimals is counting decimal places from only one factor instead of adding the decimal places from BOTH factors. For example, in 0.4 × 0.06, a student multiplies 4 × 6 = 24, then places the decimal point using just one factor's place count (1 place), writing 0.24 instead of the correct answer: 0.4 has 1 decimal place and 0.06 has 2 decimal places, for a total of 3, so 24 becomes 0.024. Before you submit, count the decimal places in EACH factor separately and add them together — that total is how many decimal places belong in your final answer.</w:t>
       </w:r>
     </w:p>
     <w:p>
@@ -1759,7 +1767,7 @@
           <w:i/>
           <w:iCs/>
         </w:rPr>
-        <w:t xml:space="preserve">     Watch for: A common mistake in Multiply Decimals is skipping the key idea: "Multiply like whole numbers, then the product has the SAME total of decimal places as both factors combined." — always check your work against this rule before you submit.</w:t>
+        <w:t xml:space="preserve">     Watch for: A common mistake in Multiply Decimals is counting decimal places from only one factor instead of adding the decimal places from BOTH factors. For example, in 0.4 × 0.06, a student multiplies 4 × 6 = 24, then places the decimal point using just one factor's place count (1 place), writing 0.24 instead of the correct answer: 0.4 has 1 decimal place and 0.06 has 2 decimal places, for a total of 3, so 24 becomes 0.024. Before you submit, count the decimal places in EACH factor separately and add them together — that total is how many decimal places belong in your final answer.</w:t>
       </w:r>
     </w:p>
     <w:sectPr>
